--- a/output/boya-intermediate/lesson-01/student/lesson-01-prep-card-b.docx
+++ b/output/boya-intermediate/lesson-01/student/lesson-01-prep-card-b.docx
@@ -444,14 +444,13 @@
         <w:tblInd w:w="120" w:type="dxa"/>
       </w:tblPr>
       <w:tblGrid>
-        <w:gridCol w:w="2300"/>
-        <w:gridCol w:w="3600"/>
-        <w:gridCol w:w="3460"/>
+        <w:gridCol w:w="3000"/>
+        <w:gridCol w:w="6360"/>
       </w:tblGrid>
       <w:tr>
         <w:tc>
           <w:tcPr>
-            <w:tcW w:type="dxa" w:w="2300"/>
+            <w:tcW w:type="dxa" w:w="3000"/>
             <w:tcMar>
               <w:top w:w="100" w:type="dxa"/>
               <w:start w:w="140" w:type="dxa"/>
@@ -487,7 +486,7 @@
         </w:tc>
         <w:tc>
           <w:tcPr>
-            <w:tcW w:type="dxa" w:w="3600"/>
+            <w:tcW w:type="dxa" w:w="6360"/>
             <w:tcMar>
               <w:top w:w="100" w:type="dxa"/>
               <w:start w:w="140" w:type="dxa"/>
@@ -521,42 +520,6 @@
             </w:r>
           </w:p>
         </w:tc>
-        <w:tc>
-          <w:tcPr>
-            <w:tcW w:type="dxa" w:w="3460"/>
-            <w:tcMar>
-              <w:top w:w="100" w:type="dxa"/>
-              <w:start w:w="140" w:type="dxa"/>
-              <w:bottom w:w="100" w:type="dxa"/>
-              <w:end w:w="140" w:type="dxa"/>
-            </w:tcMar>
-            <w:vAlign w:val="center"/>
-            <w:shd w:fill="E8EEF5"/>
-            <w:tcBorders>
-              <w:top w:val="single" w:sz="7" w:space="0" w:color="B7C6D6"/>
-              <w:left w:val="single" w:sz="7" w:space="0" w:color="B7C6D6"/>
-              <w:bottom w:val="single" w:sz="7" w:space="0" w:color="B7C6D6"/>
-              <w:right w:val="single" w:sz="7" w:space="0" w:color="B7C6D6"/>
-            </w:tcBorders>
-          </w:tcPr>
-          <w:p>
-            <w:pPr>
-              <w:spacing w:before="0" w:after="0" w:line="252" w:lineRule="auto"/>
-              <w:jc w:val="center"/>
-            </w:pPr>
-            <w:r/>
-            <w:r>
-              <w:rPr>
-                <w:rFonts w:ascii="Times New Roman" w:hAnsi="Times New Roman" w:eastAsia="Noto Sans CJK SC"/>
-                <w:b/>
-                <w:color w:val="1F4D78"/>
-                <w:sz w:val="21"/>
-                <w:lang w:val="zh-CN" w:eastAsia="zh-CN"/>
-              </w:rPr>
-              <w:t>我想问同伴</w:t>
-            </w:r>
-          </w:p>
-        </w:tc>
       </w:tr>
       <w:tr>
         <w:trPr>
@@ -564,7 +527,7 @@
         </w:trPr>
         <w:tc>
           <w:tcPr>
-            <w:tcW w:type="dxa" w:w="2300"/>
+            <w:tcW w:type="dxa" w:w="3000"/>
             <w:tcMar>
               <w:top w:w="100" w:type="dxa"/>
               <w:start w:w="140" w:type="dxa"/>
@@ -597,39 +560,7 @@
         </w:tc>
         <w:tc>
           <w:tcPr>
-            <w:tcW w:type="dxa" w:w="3600"/>
-            <w:tcMar>
-              <w:top w:w="100" w:type="dxa"/>
-              <w:start w:w="140" w:type="dxa"/>
-              <w:bottom w:w="100" w:type="dxa"/>
-              <w:end w:w="140" w:type="dxa"/>
-            </w:tcMar>
-            <w:vAlign w:val="center"/>
-            <w:tcBorders>
-              <w:top w:val="single" w:sz="6" w:space="0" w:color="CBD5E1"/>
-              <w:left w:val="single" w:sz="6" w:space="0" w:color="CBD5E1"/>
-              <w:bottom w:val="single" w:sz="6" w:space="0" w:color="CBD5E1"/>
-              <w:right w:val="single" w:sz="6" w:space="0" w:color="CBD5E1"/>
-            </w:tcBorders>
-          </w:tcPr>
-          <w:p>
-            <w:pPr>
-              <w:spacing w:before="0" w:after="0" w:line="264" w:lineRule="auto"/>
-            </w:pPr>
-            <w:r/>
-            <w:r>
-              <w:rPr>
-                <w:rFonts w:ascii="Times New Roman" w:hAnsi="Times New Roman" w:eastAsia="Noto Sans CJK SC"/>
-                <w:color w:val="17324D"/>
-                <w:sz w:val="21"/>
-                <w:lang w:val="zh-CN" w:eastAsia="zh-CN"/>
-              </w:rPr>
-            </w:r>
-          </w:p>
-        </w:tc>
-        <w:tc>
-          <w:tcPr>
-            <w:tcW w:type="dxa" w:w="3460"/>
+            <w:tcW w:type="dxa" w:w="6360"/>
             <w:tcMar>
               <w:top w:w="100" w:type="dxa"/>
               <w:start w:w="140" w:type="dxa"/>
@@ -666,7 +597,7 @@
         </w:trPr>
         <w:tc>
           <w:tcPr>
-            <w:tcW w:type="dxa" w:w="2300"/>
+            <w:tcW w:type="dxa" w:w="3000"/>
             <w:tcMar>
               <w:top w:w="100" w:type="dxa"/>
               <w:start w:w="140" w:type="dxa"/>
@@ -699,39 +630,7 @@
         </w:tc>
         <w:tc>
           <w:tcPr>
-            <w:tcW w:type="dxa" w:w="3600"/>
-            <w:tcMar>
-              <w:top w:w="100" w:type="dxa"/>
-              <w:start w:w="140" w:type="dxa"/>
-              <w:bottom w:w="100" w:type="dxa"/>
-              <w:end w:w="140" w:type="dxa"/>
-            </w:tcMar>
-            <w:vAlign w:val="center"/>
-            <w:tcBorders>
-              <w:top w:val="single" w:sz="6" w:space="0" w:color="CBD5E1"/>
-              <w:left w:val="single" w:sz="6" w:space="0" w:color="CBD5E1"/>
-              <w:bottom w:val="single" w:sz="6" w:space="0" w:color="CBD5E1"/>
-              <w:right w:val="single" w:sz="6" w:space="0" w:color="CBD5E1"/>
-            </w:tcBorders>
-          </w:tcPr>
-          <w:p>
-            <w:pPr>
-              <w:spacing w:before="0" w:after="0" w:line="264" w:lineRule="auto"/>
-            </w:pPr>
-            <w:r/>
-            <w:r>
-              <w:rPr>
-                <w:rFonts w:ascii="Times New Roman" w:hAnsi="Times New Roman" w:eastAsia="Noto Sans CJK SC"/>
-                <w:color w:val="17324D"/>
-                <w:sz w:val="21"/>
-                <w:lang w:val="zh-CN" w:eastAsia="zh-CN"/>
-              </w:rPr>
-            </w:r>
-          </w:p>
-        </w:tc>
-        <w:tc>
-          <w:tcPr>
-            <w:tcW w:type="dxa" w:w="3460"/>
+            <w:tcW w:type="dxa" w:w="6360"/>
             <w:tcMar>
               <w:top w:w="100" w:type="dxa"/>
               <w:start w:w="140" w:type="dxa"/>
@@ -768,7 +667,7 @@
         </w:trPr>
         <w:tc>
           <w:tcPr>
-            <w:tcW w:type="dxa" w:w="2300"/>
+            <w:tcW w:type="dxa" w:w="3000"/>
             <w:tcMar>
               <w:top w:w="100" w:type="dxa"/>
               <w:start w:w="140" w:type="dxa"/>
@@ -801,39 +700,7 @@
         </w:tc>
         <w:tc>
           <w:tcPr>
-            <w:tcW w:type="dxa" w:w="3600"/>
-            <w:tcMar>
-              <w:top w:w="100" w:type="dxa"/>
-              <w:start w:w="140" w:type="dxa"/>
-              <w:bottom w:w="100" w:type="dxa"/>
-              <w:end w:w="140" w:type="dxa"/>
-            </w:tcMar>
-            <w:vAlign w:val="center"/>
-            <w:tcBorders>
-              <w:top w:val="single" w:sz="6" w:space="0" w:color="CBD5E1"/>
-              <w:left w:val="single" w:sz="6" w:space="0" w:color="CBD5E1"/>
-              <w:bottom w:val="single" w:sz="6" w:space="0" w:color="CBD5E1"/>
-              <w:right w:val="single" w:sz="6" w:space="0" w:color="CBD5E1"/>
-            </w:tcBorders>
-          </w:tcPr>
-          <w:p>
-            <w:pPr>
-              <w:spacing w:before="0" w:after="0" w:line="264" w:lineRule="auto"/>
-            </w:pPr>
-            <w:r/>
-            <w:r>
-              <w:rPr>
-                <w:rFonts w:ascii="Times New Roman" w:hAnsi="Times New Roman" w:eastAsia="Noto Sans CJK SC"/>
-                <w:color w:val="17324D"/>
-                <w:sz w:val="21"/>
-                <w:lang w:val="zh-CN" w:eastAsia="zh-CN"/>
-              </w:rPr>
-            </w:r>
-          </w:p>
-        </w:tc>
-        <w:tc>
-          <w:tcPr>
-            <w:tcW w:type="dxa" w:w="3460"/>
+            <w:tcW w:type="dxa" w:w="6360"/>
             <w:tcMar>
               <w:top w:w="100" w:type="dxa"/>
               <w:start w:w="140" w:type="dxa"/>
@@ -870,7 +737,7 @@
         </w:trPr>
         <w:tc>
           <w:tcPr>
-            <w:tcW w:type="dxa" w:w="2300"/>
+            <w:tcW w:type="dxa" w:w="3000"/>
             <w:tcMar>
               <w:top w:w="100" w:type="dxa"/>
               <w:start w:w="140" w:type="dxa"/>
@@ -903,39 +770,7 @@
         </w:tc>
         <w:tc>
           <w:tcPr>
-            <w:tcW w:type="dxa" w:w="3600"/>
-            <w:tcMar>
-              <w:top w:w="100" w:type="dxa"/>
-              <w:start w:w="140" w:type="dxa"/>
-              <w:bottom w:w="100" w:type="dxa"/>
-              <w:end w:w="140" w:type="dxa"/>
-            </w:tcMar>
-            <w:vAlign w:val="center"/>
-            <w:tcBorders>
-              <w:top w:val="single" w:sz="6" w:space="0" w:color="CBD5E1"/>
-              <w:left w:val="single" w:sz="6" w:space="0" w:color="CBD5E1"/>
-              <w:bottom w:val="single" w:sz="6" w:space="0" w:color="CBD5E1"/>
-              <w:right w:val="single" w:sz="6" w:space="0" w:color="CBD5E1"/>
-            </w:tcBorders>
-          </w:tcPr>
-          <w:p>
-            <w:pPr>
-              <w:spacing w:before="0" w:after="0" w:line="264" w:lineRule="auto"/>
-            </w:pPr>
-            <w:r/>
-            <w:r>
-              <w:rPr>
-                <w:rFonts w:ascii="Times New Roman" w:hAnsi="Times New Roman" w:eastAsia="Noto Sans CJK SC"/>
-                <w:color w:val="17324D"/>
-                <w:sz w:val="21"/>
-                <w:lang w:val="zh-CN" w:eastAsia="zh-CN"/>
-              </w:rPr>
-            </w:r>
-          </w:p>
-        </w:tc>
-        <w:tc>
-          <w:tcPr>
-            <w:tcW w:type="dxa" w:w="3460"/>
+            <w:tcW w:type="dxa" w:w="6360"/>
             <w:tcMar>
               <w:top w:w="100" w:type="dxa"/>
               <w:start w:w="140" w:type="dxa"/>
@@ -972,7 +807,7 @@
         </w:trPr>
         <w:tc>
           <w:tcPr>
-            <w:tcW w:type="dxa" w:w="2300"/>
+            <w:tcW w:type="dxa" w:w="3000"/>
             <w:tcMar>
               <w:top w:w="100" w:type="dxa"/>
               <w:start w:w="140" w:type="dxa"/>
@@ -1005,39 +840,7 @@
         </w:tc>
         <w:tc>
           <w:tcPr>
-            <w:tcW w:type="dxa" w:w="3600"/>
-            <w:tcMar>
-              <w:top w:w="100" w:type="dxa"/>
-              <w:start w:w="140" w:type="dxa"/>
-              <w:bottom w:w="100" w:type="dxa"/>
-              <w:end w:w="140" w:type="dxa"/>
-            </w:tcMar>
-            <w:vAlign w:val="center"/>
-            <w:tcBorders>
-              <w:top w:val="single" w:sz="6" w:space="0" w:color="CBD5E1"/>
-              <w:left w:val="single" w:sz="6" w:space="0" w:color="CBD5E1"/>
-              <w:bottom w:val="single" w:sz="6" w:space="0" w:color="CBD5E1"/>
-              <w:right w:val="single" w:sz="6" w:space="0" w:color="CBD5E1"/>
-            </w:tcBorders>
-          </w:tcPr>
-          <w:p>
-            <w:pPr>
-              <w:spacing w:before="0" w:after="0" w:line="264" w:lineRule="auto"/>
-            </w:pPr>
-            <w:r/>
-            <w:r>
-              <w:rPr>
-                <w:rFonts w:ascii="Times New Roman" w:hAnsi="Times New Roman" w:eastAsia="Noto Sans CJK SC"/>
-                <w:color w:val="17324D"/>
-                <w:sz w:val="21"/>
-                <w:lang w:val="zh-CN" w:eastAsia="zh-CN"/>
-              </w:rPr>
-            </w:r>
-          </w:p>
-        </w:tc>
-        <w:tc>
-          <w:tcPr>
-            <w:tcW w:type="dxa" w:w="3460"/>
+            <w:tcW w:type="dxa" w:w="6360"/>
             <w:tcMar>
               <w:top w:w="100" w:type="dxa"/>
               <w:start w:w="140" w:type="dxa"/>
@@ -1088,7 +891,69 @@
           <w:sz w:val="32"/>
           <w:lang w:val="zh-CN" w:eastAsia="zh-CN"/>
         </w:rPr>
-        <w:t>三、历史人物研究卡</w:t>
+        <w:t>三、上课问同学（选一个）</w:t>
+      </w:r>
+    </w:p>
+    <w:p>
+      <w:pPr>
+        <w:spacing w:before="0" w:after="80" w:line="288" w:lineRule="auto"/>
+        <w:ind w:left="403" w:hanging="259"/>
+      </w:pPr>
+      <w:r>
+        <w:rPr>
+          <w:rFonts w:ascii="Times New Roman" w:hAnsi="Times New Roman" w:eastAsia="Noto Sans CJK SC"/>
+          <w:color w:val="17324D"/>
+          <w:sz w:val="24"/>
+          <w:lang w:val="zh-CN" w:eastAsia="zh-CN"/>
+        </w:rPr>
+        <w:t>• 你们国家的姓名是姓在前，还是名在前？</w:t>
+      </w:r>
+    </w:p>
+    <w:p>
+      <w:pPr>
+        <w:spacing w:before="0" w:after="80" w:line="288" w:lineRule="auto"/>
+        <w:ind w:left="403" w:hanging="259"/>
+      </w:pPr>
+      <w:r>
+        <w:rPr>
+          <w:rFonts w:ascii="Times New Roman" w:hAnsi="Times New Roman" w:eastAsia="Noto Sans CJK SC"/>
+          <w:color w:val="17324D"/>
+          <w:sz w:val="24"/>
+          <w:lang w:val="zh-CN" w:eastAsia="zh-CN"/>
+        </w:rPr>
+        <w:t>• 在你们国家，人的姓名是什么时候产生的？</w:t>
+      </w:r>
+    </w:p>
+    <w:p>
+      <w:pPr>
+        <w:spacing w:before="0" w:after="80" w:line="288" w:lineRule="auto"/>
+        <w:ind w:left="403" w:hanging="259"/>
+      </w:pPr>
+      <w:r>
+        <w:rPr>
+          <w:rFonts w:ascii="Times New Roman" w:hAnsi="Times New Roman" w:eastAsia="Noto Sans CJK SC"/>
+          <w:color w:val="17324D"/>
+          <w:sz w:val="24"/>
+          <w:lang w:val="zh-CN" w:eastAsia="zh-CN"/>
+        </w:rPr>
+        <w:t>• 你知道一个常见的姓吗？</w:t>
+      </w:r>
+    </w:p>
+    <w:p>
+      <w:pPr>
+        <w:pStyle w:val="Heading1"/>
+        <w:pageBreakBefore w:val="0"/>
+        <w:spacing w:before="320" w:after="160" w:line="264" w:lineRule="auto"/>
+      </w:pPr>
+      <w:r>
+        <w:rPr>
+          <w:rFonts w:ascii="Times New Roman" w:hAnsi="Times New Roman" w:eastAsia="Noto Sans CJK SC"/>
+          <w:b/>
+          <w:color w:val="2E74B5"/>
+          <w:sz w:val="32"/>
+          <w:lang w:val="zh-CN" w:eastAsia="zh-CN"/>
+        </w:rPr>
+        <w:t>四、历史人物研究卡</w:t>
       </w:r>
     </w:p>
     <w:tbl>
@@ -1547,7 +1412,7 @@
           <w:sz w:val="32"/>
           <w:lang w:val="zh-CN" w:eastAsia="zh-CN"/>
         </w:rPr>
-        <w:t>四、带到课堂</w:t>
+        <w:t>五、带到课堂</w:t>
       </w:r>
     </w:p>
     <w:p>
@@ -1561,7 +1426,7 @@
           <w:sz w:val="24"/>
           <w:lang w:val="zh-CN" w:eastAsia="zh-CN"/>
         </w:rPr>
-        <w:t>□ 我看过教材 10–16 页　　□ 我听过音频 2-1 至 2-5　　□ 我准备了两个姓氏　　□ 我准备了一个人物和一个追问</w:t>
+        <w:t>□ 我看过教材 10–16 页　　□ 我听过音频 2-1 至 2-5　　□ 我准备了两个姓氏　　□ 我准备了一个人物　　□ 我选好了课堂问题</w:t>
       </w:r>
     </w:p>
     <w:sectPr>
